--- a/worlds/ondina-vasquell/phase-3-build-task-artifacts/platform/task5/current/medication_reconciliation_snf_transfer_draft_05242026.docx
+++ b/worlds/ondina-vasquell/phase-3-build-task-artifacts/platform/task5/current/medication_reconciliation_snf_transfer_draft_05242026.docx
@@ -562,7 +562,7 @@
           <w:color w:val="232830"/>
           <w:sz w:val="19"/>
         </w:rPr>
-        <w:t>Started during rounds; reconcile Mrs. Vasquell's home medications for transfer to skilled nursing today and complete the open sections from the chart, then this is ready for attending signature.</w:t>
+        <w:t>Started during rounds; reconcile Mrs. Vasquell's home medications for transfer to skilled nursing today and finalize the started reconciliation from the chart, then this is ready for attending signature.</w:t>
       </w:r>
     </w:p>
     <w:p>
@@ -814,7 +814,87 @@
           <w:color w:val="232830"/>
           <w:sz w:val="19"/>
         </w:rPr>
-        <w:t>To be completed.</w:t>
+        <w:t>Home medications reconciled against the bottles the family brought in on 05/24. Decisions for attending review:</w:t>
+      </w:r>
+    </w:p>
+    <w:p>
+      <w:pPr>
+        <w:pStyle w:val="ListBullet"/>
+        <w:spacing w:after="30"/>
+      </w:pPr>
+      <w:r>
+        <w:rPr>
+          <w:rFonts w:ascii="Arial" w:hAnsi="Arial"/>
+          <w:b w:val="0"/>
+          <w:i w:val="0"/>
+          <w:color w:val="232830"/>
+          <w:sz w:val="19"/>
+        </w:rPr>
+        <w:t>Ibuprofen 200 mg (in the home bottles, not on the electronic list) - continue as needed for knee osteoarthritis pain.</w:t>
+      </w:r>
+    </w:p>
+    <w:p>
+      <w:pPr>
+        <w:pStyle w:val="ListBullet"/>
+        <w:spacing w:after="30"/>
+      </w:pPr>
+      <w:r>
+        <w:rPr>
+          <w:rFonts w:ascii="Arial" w:hAnsi="Arial"/>
+          <w:b w:val="0"/>
+          <w:i w:val="0"/>
+          <w:color w:val="232830"/>
+          <w:sz w:val="19"/>
+        </w:rPr>
+        <w:t>Salt substitute (potassium chloride based; in the home bottles) - continue; supports the low-sodium diet for heart failure and hypertension.</w:t>
+      </w:r>
+    </w:p>
+    <w:p>
+      <w:pPr>
+        <w:pStyle w:val="ListBullet"/>
+        <w:spacing w:after="30"/>
+      </w:pPr>
+      <w:r>
+        <w:rPr>
+          <w:rFonts w:ascii="Arial" w:hAnsi="Arial"/>
+          <w:b w:val="0"/>
+          <w:i w:val="0"/>
+          <w:color w:val="232830"/>
+          <w:sz w:val="19"/>
+        </w:rPr>
+        <w:t>Lisinopril 20 mg oral daily - resume at the skilled nursing facility; renal function has improved.</w:t>
+      </w:r>
+    </w:p>
+    <w:p>
+      <w:pPr>
+        <w:pStyle w:val="ListBullet"/>
+        <w:spacing w:after="30"/>
+      </w:pPr>
+      <w:r>
+        <w:rPr>
+          <w:rFonts w:ascii="Arial" w:hAnsi="Arial"/>
+          <w:b w:val="0"/>
+          <w:i w:val="0"/>
+          <w:color w:val="232830"/>
+          <w:sz w:val="19"/>
+        </w:rPr>
+        <w:t>Metformin and empagliflozin - continue to hold.</w:t>
+      </w:r>
+    </w:p>
+    <w:p>
+      <w:pPr>
+        <w:pStyle w:val="ListBullet"/>
+        <w:spacing w:after="30"/>
+      </w:pPr>
+      <w:r>
+        <w:rPr>
+          <w:rFonts w:ascii="Arial" w:hAnsi="Arial"/>
+          <w:b w:val="0"/>
+          <w:i w:val="0"/>
+          <w:color w:val="232830"/>
+          <w:sz w:val="19"/>
+        </w:rPr>
+        <w:t>Continue the remaining home medications and cefepime 1 g intravenous every 12 hours as listed, renally dosed.</w:t>
       </w:r>
     </w:p>
     <w:p>
